--- a/docs/DEVELOPER_GUIDE.docx
+++ b/docs/DEVELOPER_GUIDE.docx
@@ -52,7 +52,7 @@
         <w:t xml:space="preserve"> </w:t>
       </w:r>
       <w:r>
-        <w:t xml:space="preserve">2026-09-07T02:57:41Z</w:t>
+        <w:t xml:space="preserve">2026-09-07T04:03:00Z</w:t>
       </w:r>
     </w:p>
     <w:p>
@@ -22329,7 +22329,10 @@
         <w:t xml:space="preserve">BENCHMARK_NAME</w:t>
       </w:r>
       <w:r>
-        <w:t xml:space="preserve">, the LiteLLM base URL, and any secret refs via</w:t>
+        <w:t xml:space="preserve"> </w:t>
+      </w:r>
+      <w:r>
+        <w:t xml:space="preserve">and any secret refs via</w:t>
       </w:r>
       <w:r>
         <w:t xml:space="preserve"> </w:t>
@@ -22341,7 +22344,59 @@
         <w:t xml:space="preserve">_secret_env</w:t>
       </w:r>
       <w:r>
-        <w:t xml:space="preserve">.</w:t>
+        <w:t xml:space="preserve">. The LLM base is</w:t>
+      </w:r>
+      <w:r>
+        <w:t xml:space="preserve"> </w:t>
+      </w:r>
+      <w:r>
+        <w:rPr>
+          <w:b/>
+          <w:bCs/>
+        </w:rPr>
+        <w:t xml:space="preserve">not</w:t>
+      </w:r>
+      <w:r>
+        <w:t xml:space="preserve"> </w:t>
+      </w:r>
+      <w:r>
+        <w:t xml:space="preserve">baked in: it comes from the instance’s required</w:t>
+      </w:r>
+      <w:r>
+        <w:t xml:space="preserve"> </w:t>
+      </w:r>
+      <w:r>
+        <w:rPr>
+          <w:rStyle w:val="VerbatimChar"/>
+        </w:rPr>
+        <w:t xml:space="preserve">workload_llm.api_base</w:t>
+      </w:r>
+      <w:r>
+        <w:t xml:space="preserve"> </w:t>
+      </w:r>
+      <w:r>
+        <w:t xml:space="preserve">(KinD must use ETE’s</w:t>
+      </w:r>
+      <w:r>
+        <w:t xml:space="preserve"> </w:t>
+      </w:r>
+      <w:r>
+        <w:t xml:space="preserve">internal</w:t>
+      </w:r>
+      <w:r>
+        <w:t xml:space="preserve"> </w:t>
+      </w:r>
+      <w:r>
+        <w:rPr>
+          <w:rStyle w:val="VerbatimChar"/>
+        </w:rPr>
+        <w:t xml:space="preserve">…vpc-int…</w:t>
+      </w:r>
+      <w:r>
+        <w:t xml:space="preserve"> </w:t>
+      </w:r>
+      <w:r>
+        <w:t xml:space="preserve">endpoint; a deploy with no gateway configured is rejected with 422).</w:t>
       </w:r>
     </w:p>
     <w:p>
